--- a/DBTUNING/ch22_AWR보고서읽기/ch22_실습문제.docx
+++ b/DBTUNING/ch22_AWR보고서읽기/ch22_실습문제.docx
@@ -7,7 +7,7 @@
         <w:pStyle w:val="Heading1"/>
       </w:pPr>
       <w:r>
-        <w:t>제8장  AWR 보고서 읽기 — 실습문제</w:t>
+        <w:t>제ch22  AWR 보고서 읽기 — 실습문제</w:t>
       </w:r>
     </w:p>
     <w:p>
@@ -2273,7 +2273,7 @@
           <w:b w:val="0"/>
           <w:sz w:val="21"/>
         </w:rPr>
-        <w:t>[중-18] 실측 구간이 8·9·10장에서 공통 사례로 쓰이는 교육적 이유는?</w:t>
+        <w:t>[중-18] 실측 구간이 ch22·ch24·ch25에서 공통 사례로 쓰이는 교육적 이유는?</w:t>
       </w:r>
     </w:p>
     <w:p>

--- a/DBTUNING/ch22_AWR보고서읽기/ch22_실습문제.docx
+++ b/DBTUNING/ch22_AWR보고서읽기/ch22_실습문제.docx
@@ -7,7 +7,7 @@
         <w:pStyle w:val="Heading1"/>
       </w:pPr>
       <w:r>
-        <w:t>제ch22  AWR 보고서 읽기 — 실습문제</w:t>
+        <w:t>ch22  AWR 보고서 읽기 — 실습문제</w:t>
       </w:r>
     </w:p>
     <w:p>
